--- a/Pompeji_IRARAH_2.docx
+++ b/Pompeji_IRARAH_2.docx
@@ -304,7 +304,7 @@
     </w:p>
     <w:sdt>
       <w:sdtPr>
-        <w:id w:val="545694618"/>
+        <w:id w:val="1087383320"/>
         <w:docPartObj>
           <w:docPartGallery w:val="Table of Contents"/>
           <w:docPartUnique w:val="1"/>
@@ -6285,7 +6285,7 @@
         <w:rPr>
           <w:rtl w:val="0"/>
         </w:rPr>
-        <w:t xml:space="preserve">Der Mann kniete sich hin. Nicht auf einen Kniebank – es gab keinen – sondern auf den nackten Boden. Michael sprach die Worte, die er tausendmal gesprochen hatte. Aber sie fühlten sich anders an. Schwerer.</w:t>
+        <w:t xml:space="preserve">Der Mann kniete sich hin. Nicht auf eine Kniebank – es gab keine – sondern auf den nackten Boden. Michael sprach die Worte, die er tausendmal gesprochen hatte. Aber sie fühlten sich anders an. Schwerer.</w:t>
       </w:r>
     </w:p>
     <w:p>
@@ -16184,17 +16184,6 @@
         <w:rPr>
           <w:rtl w:val="0"/>
         </w:rPr>
-      </w:r>
-    </w:p>
-    <w:p>
-      <w:pPr>
-        <w:spacing w:after="240" w:before="240" w:lineRule="auto"/>
-        <w:rPr/>
-      </w:pPr>
-      <w:r>
-        <w:rPr>
-          <w:rtl w:val="0"/>
-        </w:rPr>
         <w:t xml:space="preserve">Das Unterdeck war voller Menschen.</w:t>
       </w:r>
     </w:p>
@@ -16218,7 +16207,7 @@
         <w:rPr>
           <w:rtl w:val="0"/>
         </w:rPr>
-        <w:t xml:space="preserve">Ruderer, die in Ketten saßen, ihre Körper im Takt der Trommel. Soldaten mit Kurzschwertern, die zwischen den Bänken auf und ab gingen. Und in der Mitte, an einem kleinen Tisch, eine Gestalt, die Michael sofort erkannte.</w:t>
+        <w:t xml:space="preserve">Ruderer in militärischer Ordnung, freie Männer der Flotte, deren kräftige Körper sich gleichmäßig und diszipliniert im Takt der Trommel bewegten. Marinesoldaten mit Kurzschwertern, die aufmerksam zwischen den Bänken auf und ab gingen, Befehle gaben und den Rhythmus hielten. Und in der Mitte, an einem kleinen Tisch, eine Gestalt, die Michael sofort erkannte. </w:t>
       </w:r>
     </w:p>
     <w:p>
